--- a/docs/Vereisten Archie V01.docx
+++ b/docs/Vereisten Archie V01.docx
@@ -4,53 +4,118 @@
   <w:body>
     <w:p>
       <w:pPr>
-        <w:pStyle w:val="Titel"/>
+        <w:pBdr>
+          <w:bottom w:val="single" w:sz="8" w:space="4" w:color="4F81BD"/>
+        </w:pBdr>
+        <w:spacing w:after="300"/>
+        <w:contextualSpacing/>
+        <w:rPr>
+          <w:rFonts w:ascii="Cambria" w:eastAsia="Times New Roman" w:hAnsi="Cambria" w:cs="Times New Roman"/>
+          <w:color w:val="17365D"/>
+          <w:spacing w:val="5"/>
+          <w:kern w:val="28"/>
+          <w:sz w:val="52"/>
+          <w:szCs w:val="52"/>
+        </w:rPr>
       </w:pPr>
       <w:bookmarkStart w:id="0" w:name="_Hlk126424688"/>
       <w:r>
-        <w:t>Archie</w:t>
-      </w:r>
-      <w:r>
-        <w:t xml:space="preserve"> </w:t>
-      </w:r>
-      <w:r>
+        <w:rPr>
+          <w:rFonts w:ascii="Cambria" w:eastAsia="Times New Roman" w:hAnsi="Cambria" w:cs="Times New Roman"/>
+          <w:color w:val="17365D"/>
+          <w:spacing w:val="5"/>
+          <w:kern w:val="28"/>
+          <w:sz w:val="52"/>
+          <w:szCs w:val="52"/>
+        </w:rPr>
         <w:t>Vereisten</w:t>
+      </w:r>
+      <w:r>
+        <w:rPr>
+          <w:rFonts w:ascii="Cambria" w:eastAsia="Times New Roman" w:hAnsi="Cambria" w:cs="Times New Roman"/>
+          <w:color w:val="17365D"/>
+          <w:spacing w:val="5"/>
+          <w:kern w:val="28"/>
+          <w:sz w:val="52"/>
+          <w:szCs w:val="52"/>
+        </w:rPr>
+        <w:t xml:space="preserve"> Archie </w:t>
       </w:r>
     </w:p>
     <w:p>
       <w:pPr>
-        <w:pStyle w:val="Kop1"/>
-      </w:pPr>
-      <w:r>
-        <w:t>Inleiding</w:t>
+        <w:numPr>
+          <w:ilvl w:val="1"/>
+          <w:numId w:val="0"/>
+        </w:numPr>
+        <w:rPr>
+          <w:rFonts w:ascii="Cambria" w:eastAsia="Times New Roman" w:hAnsi="Cambria" w:cs="Times New Roman"/>
+          <w:i/>
+          <w:iCs/>
+          <w:color w:val="4F81BD"/>
+          <w:spacing w:val="15"/>
+        </w:rPr>
+      </w:pPr>
+      <w:r>
+        <w:rPr>
+          <w:rFonts w:ascii="Cambria" w:eastAsia="Times New Roman" w:hAnsi="Cambria" w:cs="Times New Roman"/>
+          <w:i/>
+          <w:iCs/>
+          <w:color w:val="4F81BD"/>
+          <w:spacing w:val="15"/>
+        </w:rPr>
+        <w:t>Eisen</w:t>
+      </w:r>
+      <w:r>
+        <w:rPr>
+          <w:rFonts w:ascii="Cambria" w:eastAsia="Times New Roman" w:hAnsi="Cambria" w:cs="Times New Roman"/>
+          <w:i/>
+          <w:iCs/>
+          <w:color w:val="4F81BD"/>
+          <w:spacing w:val="15"/>
+        </w:rPr>
+        <w:t xml:space="preserve"> document</w:t>
       </w:r>
     </w:p>
-    <w:bookmarkEnd w:id="0"/>
     <w:p>
       <w:pPr>
         <w:rPr>
-          <w:lang w:eastAsia="nl-NL"/>
+          <w:rFonts w:asciiTheme="majorHAnsi" w:eastAsiaTheme="majorEastAsia" w:hAnsiTheme="majorHAnsi" w:cstheme="majorBidi"/>
+          <w:b/>
+          <w:bCs/>
+          <w:color w:val="365F91" w:themeColor="accent1" w:themeShade="BF"/>
+          <w:sz w:val="28"/>
+          <w:szCs w:val="28"/>
         </w:rPr>
       </w:pPr>
       <w:r>
         <w:rPr>
+          <w:rFonts w:eastAsia="Calibri" w:cs="Times New Roman"/>
           <w:noProof/>
         </w:rPr>
         <mc:AlternateContent>
           <mc:Choice Requires="wps">
             <w:drawing>
-              <wp:anchor distT="45720" distB="45720" distL="114300" distR="114300" simplePos="0" relativeHeight="251659264" behindDoc="0" locked="0" layoutInCell="1" allowOverlap="1" wp14:anchorId="5C725734" wp14:editId="6D586FF7">
+              <wp:anchor distT="45720" distB="45720" distL="114300" distR="114300" simplePos="0" relativeHeight="251661312" behindDoc="1" locked="0" layoutInCell="1" allowOverlap="1" wp14:anchorId="267A4BDC" wp14:editId="3CBD067F">
                 <wp:simplePos x="0" y="0"/>
-                <wp:positionH relativeFrom="column">
-                  <wp:posOffset>4400219</wp:posOffset>
+                <wp:positionH relativeFrom="margin">
+                  <wp:posOffset>-7620</wp:posOffset>
                 </wp:positionH>
                 <wp:positionV relativeFrom="paragraph">
-                  <wp:posOffset>17154</wp:posOffset>
+                  <wp:posOffset>313055</wp:posOffset>
                 </wp:positionV>
-                <wp:extent cx="1374775" cy="2267585"/>
-                <wp:effectExtent l="0" t="0" r="0" b="0"/>
-                <wp:wrapSquare wrapText="bothSides"/>
-                <wp:docPr id="217" name="Tekstvak 2"/>
+                <wp:extent cx="1767840" cy="1562100"/>
+                <wp:effectExtent l="0" t="0" r="3810" b="0"/>
+                <wp:wrapTight wrapText="bothSides">
+                  <wp:wrapPolygon edited="0">
+                    <wp:start x="0" y="0"/>
+                    <wp:lineTo x="0" y="21337"/>
+                    <wp:lineTo x="21414" y="21337"/>
+                    <wp:lineTo x="21414" y="0"/>
+                    <wp:lineTo x="0" y="0"/>
+                  </wp:wrapPolygon>
+                </wp:wrapTight>
+                <wp:docPr id="19121062" name="Tekstvak 9"/>
                 <wp:cNvGraphicFramePr>
                   <a:graphicFrameLocks xmlns:a="http://schemas.openxmlformats.org/drawingml/2006/main"/>
                 </wp:cNvGraphicFramePr>
@@ -58,20 +123,20 @@
                   <a:graphicData uri="http://schemas.microsoft.com/office/word/2010/wordprocessingShape">
                     <wps:wsp>
                       <wps:cNvSpPr txBox="1">
-                        <a:spLocks noChangeArrowheads="1"/>
+                        <a:spLocks/>
                       </wps:cNvSpPr>
                       <wps:spPr bwMode="auto">
                         <a:xfrm>
                           <a:off x="0" y="0"/>
-                          <a:ext cx="1374775" cy="2267585"/>
+                          <a:ext cx="1767840" cy="1562100"/>
                         </a:xfrm>
                         <a:prstGeom prst="rect">
                           <a:avLst/>
                         </a:prstGeom>
                         <a:solidFill>
-                          <a:schemeClr val="bg1">
+                          <a:sysClr val="window" lastClr="FFFFFF">
                             <a:lumMod val="65000"/>
-                          </a:schemeClr>
+                          </a:sysClr>
                         </a:solidFill>
                         <a:ln w="9525">
                           <a:noFill/>
@@ -84,7 +149,10 @@
                         <w:txbxContent>
                           <w:p>
                             <w:pPr>
+                              <w:jc w:val="right"/>
                               <w:rPr>
+                                <w:sz w:val="18"/>
+                                <w:szCs w:val="18"/>
                                 <w:lang w:eastAsia="nl-NL"/>
                               </w:rPr>
                             </w:pPr>
@@ -93,10 +161,10 @@
                                 <w:noProof/>
                               </w:rPr>
                               <w:drawing>
-                                <wp:inline distT="0" distB="0" distL="0" distR="0" wp14:anchorId="45D8600F" wp14:editId="18E9EA61">
+                                <wp:inline distT="0" distB="0" distL="0" distR="0" wp14:anchorId="60924C14" wp14:editId="677D910D">
                                   <wp:extent cx="475615" cy="475615"/>
                                   <wp:effectExtent l="0" t="0" r="635" b="635"/>
-                                  <wp:docPr id="1" name="Afbeelding 1"/>
+                                  <wp:docPr id="422810820" name="Afbeelding 422810820"/>
                                   <wp:cNvGraphicFramePr>
                                     <a:graphicFrameLocks xmlns:a="http://schemas.openxmlformats.org/drawingml/2006/main" noChangeAspect="1"/>
                                   </wp:cNvGraphicFramePr>
@@ -148,18 +216,13 @@
                                 <w:lang w:eastAsia="nl-NL"/>
                               </w:rPr>
                             </w:pPr>
-                          </w:p>
-                          <w:p>
-                            <w:pPr>
+                            <w:r>
                               <w:rPr>
+                                <w:sz w:val="18"/>
+                                <w:szCs w:val="18"/>
                                 <w:lang w:eastAsia="nl-NL"/>
                               </w:rPr>
-                            </w:pPr>
-                            <w:r>
-                              <w:rPr>
-                                <w:lang w:eastAsia="nl-NL"/>
-                              </w:rPr>
-                              <w:t>De naam Archie is gekozen omdat het een Archiveringssysteem is. Én omdat Archie bekend is in de stripwereld, als de man van staal.</w:t>
+                              <w:t>De naam Archie is gekozen omdat het een Archiveringssysteem betreft. Én omdat Archie bekend is in de stripwereld, als de man van staal.</w:t>
                             </w:r>
                           </w:p>
                           <w:p>
@@ -195,16 +258,19 @@
           </mc:Choice>
           <mc:Fallback>
             <w:pict>
-              <v:shapetype w14:anchorId="5C725734" id="_x0000_t202" coordsize="21600,21600" o:spt="202" path="m,l,21600r21600,l21600,xe">
+              <v:shapetype w14:anchorId="267A4BDC" id="_x0000_t202" coordsize="21600,21600" o:spt="202" path="m,l,21600r21600,l21600,xe">
                 <v:stroke joinstyle="miter"/>
                 <v:path gradientshapeok="t" o:connecttype="rect"/>
               </v:shapetype>
-              <v:shape id="Tekstvak 2" o:spid="_x0000_s1026" type="#_x0000_t202" style="position:absolute;margin-left:346.45pt;margin-top:1.35pt;width:108.25pt;height:178.55pt;z-index:251659264;visibility:visible;mso-wrap-style:square;mso-width-percent:0;mso-height-percent:0;mso-wrap-distance-left:9pt;mso-wrap-distance-top:3.6pt;mso-wrap-distance-right:9pt;mso-wrap-distance-bottom:3.6pt;mso-position-horizontal:absolute;mso-position-horizontal-relative:text;mso-position-vertical:absolute;mso-position-vertical-relative:text;mso-width-percent:0;mso-height-percent:0;mso-width-relative:margin;mso-height-relative:margin;v-text-anchor:top" o:gfxdata="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" fillcolor="#a5a5a5 [2092]" stroked="f">
+              <v:shape id="Tekstvak 9" o:spid="_x0000_s1026" type="#_x0000_t202" style="position:absolute;margin-left:-.6pt;margin-top:24.65pt;width:139.2pt;height:123pt;z-index:-251655168;visibility:visible;mso-wrap-style:square;mso-width-percent:0;mso-height-percent:0;mso-wrap-distance-left:9pt;mso-wrap-distance-top:3.6pt;mso-wrap-distance-right:9pt;mso-wrap-distance-bottom:3.6pt;mso-position-horizontal:absolute;mso-position-horizontal-relative:margin;mso-position-vertical:absolute;mso-position-vertical-relative:text;mso-width-percent:0;mso-height-percent:0;mso-width-relative:margin;mso-height-relative:margin;v-text-anchor:top" o:gfxdata="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" fillcolor="#a6a6a6" stroked="f">
                 <v:textbox>
                   <w:txbxContent>
                     <w:p>
                       <w:pPr>
+                        <w:jc w:val="right"/>
                         <w:rPr>
+                          <w:sz w:val="18"/>
+                          <w:szCs w:val="18"/>
                           <w:lang w:eastAsia="nl-NL"/>
                         </w:rPr>
                       </w:pPr>
@@ -213,10 +279,10 @@
                           <w:noProof/>
                         </w:rPr>
                         <w:drawing>
-                          <wp:inline distT="0" distB="0" distL="0" distR="0" wp14:anchorId="45D8600F" wp14:editId="18E9EA61">
+                          <wp:inline distT="0" distB="0" distL="0" distR="0" wp14:anchorId="60924C14" wp14:editId="677D910D">
                             <wp:extent cx="475615" cy="475615"/>
                             <wp:effectExtent l="0" t="0" r="635" b="635"/>
-                            <wp:docPr id="1" name="Afbeelding 1"/>
+                            <wp:docPr id="422810820" name="Afbeelding 422810820"/>
                             <wp:cNvGraphicFramePr>
                               <a:graphicFrameLocks xmlns:a="http://schemas.openxmlformats.org/drawingml/2006/main" noChangeAspect="1"/>
                             </wp:cNvGraphicFramePr>
@@ -230,7 +296,7 @@
                                     </pic:cNvPicPr>
                                   </pic:nvPicPr>
                                   <pic:blipFill>
-                                    <a:blip r:embed="rId9">
+                                    <a:blip r:embed="rId8">
                                       <a:extLst>
                                         <a:ext uri="{28A0092B-C50C-407E-A947-70E740481C1C}">
                                           <a14:useLocalDpi xmlns:a14="http://schemas.microsoft.com/office/drawing/2010/main" val="0"/>
@@ -268,46 +334,13 @@
                           <w:lang w:eastAsia="nl-NL"/>
                         </w:rPr>
                       </w:pPr>
-                    </w:p>
-                    <w:p>
-                      <w:pPr>
+                      <w:r>
                         <w:rPr>
+                          <w:sz w:val="18"/>
+                          <w:szCs w:val="18"/>
                           <w:lang w:eastAsia="nl-NL"/>
                         </w:rPr>
-                      </w:pPr>
-                      <w:r>
-                        <w:rPr>
-                          <w:lang w:eastAsia="nl-NL"/>
-                        </w:rPr>
-                        <w:t xml:space="preserve">De naam </w:t>
-                      </w:r>
-                      <w:proofErr w:type="spellStart"/>
-                      <w:r>
-                        <w:rPr>
-                          <w:lang w:eastAsia="nl-NL"/>
-                        </w:rPr>
-                        <w:t>Archie</w:t>
-                      </w:r>
-                      <w:proofErr w:type="spellEnd"/>
-                      <w:r>
-                        <w:rPr>
-                          <w:lang w:eastAsia="nl-NL"/>
-                        </w:rPr>
-                        <w:t xml:space="preserve"> is gekozen omdat het een Archiveringssysteem is. Én omdat </w:t>
-                      </w:r>
-                      <w:proofErr w:type="spellStart"/>
-                      <w:r>
-                        <w:rPr>
-                          <w:lang w:eastAsia="nl-NL"/>
-                        </w:rPr>
-                        <w:t>Archie</w:t>
-                      </w:r>
-                      <w:proofErr w:type="spellEnd"/>
-                      <w:r>
-                        <w:rPr>
-                          <w:lang w:eastAsia="nl-NL"/>
-                        </w:rPr>
-                        <w:t xml:space="preserve"> bekend is in de stripwereld, als de man van staal.</w:t>
+                        <w:t>De naam Archie is gekozen omdat het een Archiveringssysteem betreft. Én omdat Archie bekend is in de stripwereld, als de man van staal.</w:t>
                       </w:r>
                     </w:p>
                     <w:p>
@@ -326,13 +359,602 @@
                     <w:p/>
                   </w:txbxContent>
                 </v:textbox>
-                <w10:wrap type="square"/>
+                <w10:wrap type="tight" anchorx="margin"/>
               </v:shape>
             </w:pict>
           </mc:Fallback>
         </mc:AlternateContent>
       </w:r>
       <w:r>
+        <w:br w:type="page"/>
+      </w:r>
+    </w:p>
+    <w:sdt>
+      <w:sdtPr>
+        <w:rPr>
+          <w:rFonts w:ascii="Calibri" w:eastAsiaTheme="minorHAnsi" w:hAnsi="Calibri" w:cstheme="minorBidi"/>
+          <w:b/>
+          <w:bCs/>
+          <w:color w:val="auto"/>
+          <w:sz w:val="22"/>
+          <w:szCs w:val="22"/>
+        </w:rPr>
+        <w:id w:val="128067087"/>
+        <w:docPartObj>
+          <w:docPartGallery w:val="Table of Contents"/>
+          <w:docPartUnique/>
+        </w:docPartObj>
+      </w:sdtPr>
+      <w:sdtEndPr>
+        <w:rPr>
+          <w:b w:val="0"/>
+          <w:bCs w:val="0"/>
+        </w:rPr>
+      </w:sdtEndPr>
+      <w:sdtContent>
+        <w:p>
+          <w:pPr>
+            <w:pStyle w:val="Kopvaninhoudsopgave"/>
+          </w:pPr>
+          <w:r>
+            <w:t>Inhoud</w:t>
+          </w:r>
+        </w:p>
+        <w:p>
+          <w:pPr>
+            <w:pStyle w:val="Inhopg1"/>
+            <w:tabs>
+              <w:tab w:val="right" w:leader="dot" w:pos="9062"/>
+            </w:tabs>
+            <w:rPr>
+              <w:noProof/>
+              <w:kern w:val="2"/>
+              <w:sz w:val="24"/>
+              <w:szCs w:val="24"/>
+              <w:lang w:eastAsia="nl-NL"/>
+              <w14:ligatures w14:val="standardContextual"/>
+            </w:rPr>
+          </w:pPr>
+          <w:r>
+            <w:fldChar w:fldCharType="begin"/>
+          </w:r>
+          <w:r>
+            <w:instrText xml:space="preserve"> TOC \o "1-3" \h \z \u </w:instrText>
+          </w:r>
+          <w:r>
+            <w:fldChar w:fldCharType="separate"/>
+          </w:r>
+          <w:hyperlink w:anchor="_Toc239254713" w:history="1">
+            <w:r>
+              <w:rPr>
+                <w:rStyle w:val="Hyperlink"/>
+                <w:noProof/>
+              </w:rPr>
+              <w:t>Inleiding</w:t>
+            </w:r>
+            <w:r>
+              <w:rPr>
+                <w:noProof/>
+                <w:webHidden/>
+              </w:rPr>
+              <w:tab/>
+            </w:r>
+            <w:r>
+              <w:rPr>
+                <w:noProof/>
+                <w:webHidden/>
+              </w:rPr>
+              <w:fldChar w:fldCharType="begin"/>
+            </w:r>
+            <w:r>
+              <w:rPr>
+                <w:noProof/>
+                <w:webHidden/>
+              </w:rPr>
+              <w:instrText xml:space="preserve"> PAGEREF _Toc239254713 \h </w:instrText>
+            </w:r>
+            <w:r>
+              <w:rPr>
+                <w:noProof/>
+                <w:webHidden/>
+              </w:rPr>
+            </w:r>
+            <w:r>
+              <w:rPr>
+                <w:noProof/>
+                <w:webHidden/>
+              </w:rPr>
+              <w:fldChar w:fldCharType="separate"/>
+            </w:r>
+            <w:r>
+              <w:rPr>
+                <w:noProof/>
+                <w:webHidden/>
+              </w:rPr>
+              <w:t>3</w:t>
+            </w:r>
+            <w:r>
+              <w:rPr>
+                <w:noProof/>
+                <w:webHidden/>
+              </w:rPr>
+              <w:fldChar w:fldCharType="end"/>
+            </w:r>
+          </w:hyperlink>
+        </w:p>
+        <w:p>
+          <w:pPr>
+            <w:pStyle w:val="Inhopg1"/>
+            <w:tabs>
+              <w:tab w:val="right" w:leader="dot" w:pos="9062"/>
+            </w:tabs>
+            <w:rPr>
+              <w:noProof/>
+              <w:kern w:val="2"/>
+              <w:sz w:val="24"/>
+              <w:szCs w:val="24"/>
+              <w:lang w:eastAsia="nl-NL"/>
+              <w14:ligatures w14:val="standardContextual"/>
+            </w:rPr>
+          </w:pPr>
+          <w:hyperlink w:anchor="_Toc239254714" w:history="1">
+            <w:r>
+              <w:rPr>
+                <w:rStyle w:val="Hyperlink"/>
+                <w:noProof/>
+              </w:rPr>
+              <w:t>Achtergrond</w:t>
+            </w:r>
+            <w:r>
+              <w:rPr>
+                <w:noProof/>
+                <w:webHidden/>
+              </w:rPr>
+              <w:tab/>
+            </w:r>
+            <w:r>
+              <w:rPr>
+                <w:noProof/>
+                <w:webHidden/>
+              </w:rPr>
+              <w:fldChar w:fldCharType="begin"/>
+            </w:r>
+            <w:r>
+              <w:rPr>
+                <w:noProof/>
+                <w:webHidden/>
+              </w:rPr>
+              <w:instrText xml:space="preserve"> PAGEREF _Toc239254714 \h </w:instrText>
+            </w:r>
+            <w:r>
+              <w:rPr>
+                <w:noProof/>
+                <w:webHidden/>
+              </w:rPr>
+            </w:r>
+            <w:r>
+              <w:rPr>
+                <w:noProof/>
+                <w:webHidden/>
+              </w:rPr>
+              <w:fldChar w:fldCharType="separate"/>
+            </w:r>
+            <w:r>
+              <w:rPr>
+                <w:noProof/>
+                <w:webHidden/>
+              </w:rPr>
+              <w:t>3</w:t>
+            </w:r>
+            <w:r>
+              <w:rPr>
+                <w:noProof/>
+                <w:webHidden/>
+              </w:rPr>
+              <w:fldChar w:fldCharType="end"/>
+            </w:r>
+          </w:hyperlink>
+        </w:p>
+        <w:p>
+          <w:pPr>
+            <w:pStyle w:val="Inhopg1"/>
+            <w:tabs>
+              <w:tab w:val="right" w:leader="dot" w:pos="9062"/>
+            </w:tabs>
+            <w:rPr>
+              <w:noProof/>
+              <w:kern w:val="2"/>
+              <w:sz w:val="24"/>
+              <w:szCs w:val="24"/>
+              <w:lang w:eastAsia="nl-NL"/>
+              <w14:ligatures w14:val="standardContextual"/>
+            </w:rPr>
+          </w:pPr>
+          <w:hyperlink w:anchor="_Toc239254715" w:history="1">
+            <w:r>
+              <w:rPr>
+                <w:rStyle w:val="Hyperlink"/>
+                <w:noProof/>
+              </w:rPr>
+              <w:t>Huidige situatie</w:t>
+            </w:r>
+            <w:r>
+              <w:rPr>
+                <w:noProof/>
+                <w:webHidden/>
+              </w:rPr>
+              <w:tab/>
+            </w:r>
+            <w:r>
+              <w:rPr>
+                <w:noProof/>
+                <w:webHidden/>
+              </w:rPr>
+              <w:fldChar w:fldCharType="begin"/>
+            </w:r>
+            <w:r>
+              <w:rPr>
+                <w:noProof/>
+                <w:webHidden/>
+              </w:rPr>
+              <w:instrText xml:space="preserve"> PAGEREF _Toc239254715 \h </w:instrText>
+            </w:r>
+            <w:r>
+              <w:rPr>
+                <w:noProof/>
+                <w:webHidden/>
+              </w:rPr>
+            </w:r>
+            <w:r>
+              <w:rPr>
+                <w:noProof/>
+                <w:webHidden/>
+              </w:rPr>
+              <w:fldChar w:fldCharType="separate"/>
+            </w:r>
+            <w:r>
+              <w:rPr>
+                <w:noProof/>
+                <w:webHidden/>
+              </w:rPr>
+              <w:t>3</w:t>
+            </w:r>
+            <w:r>
+              <w:rPr>
+                <w:noProof/>
+                <w:webHidden/>
+              </w:rPr>
+              <w:fldChar w:fldCharType="end"/>
+            </w:r>
+          </w:hyperlink>
+        </w:p>
+        <w:p>
+          <w:pPr>
+            <w:pStyle w:val="Inhopg1"/>
+            <w:tabs>
+              <w:tab w:val="right" w:leader="dot" w:pos="9062"/>
+            </w:tabs>
+            <w:rPr>
+              <w:noProof/>
+              <w:kern w:val="2"/>
+              <w:sz w:val="24"/>
+              <w:szCs w:val="24"/>
+              <w:lang w:eastAsia="nl-NL"/>
+              <w14:ligatures w14:val="standardContextual"/>
+            </w:rPr>
+          </w:pPr>
+          <w:hyperlink w:anchor="_Toc239254716" w:history="1">
+            <w:r>
+              <w:rPr>
+                <w:rStyle w:val="Hyperlink"/>
+                <w:noProof/>
+              </w:rPr>
+              <w:t>Gewenste situatie</w:t>
+            </w:r>
+            <w:r>
+              <w:rPr>
+                <w:noProof/>
+                <w:webHidden/>
+              </w:rPr>
+              <w:tab/>
+            </w:r>
+            <w:r>
+              <w:rPr>
+                <w:noProof/>
+                <w:webHidden/>
+              </w:rPr>
+              <w:fldChar w:fldCharType="begin"/>
+            </w:r>
+            <w:r>
+              <w:rPr>
+                <w:noProof/>
+                <w:webHidden/>
+              </w:rPr>
+              <w:instrText xml:space="preserve"> PAGEREF _Toc239254716 \h </w:instrText>
+            </w:r>
+            <w:r>
+              <w:rPr>
+                <w:noProof/>
+                <w:webHidden/>
+              </w:rPr>
+            </w:r>
+            <w:r>
+              <w:rPr>
+                <w:noProof/>
+                <w:webHidden/>
+              </w:rPr>
+              <w:fldChar w:fldCharType="separate"/>
+            </w:r>
+            <w:r>
+              <w:rPr>
+                <w:noProof/>
+                <w:webHidden/>
+              </w:rPr>
+              <w:t>3</w:t>
+            </w:r>
+            <w:r>
+              <w:rPr>
+                <w:noProof/>
+                <w:webHidden/>
+              </w:rPr>
+              <w:fldChar w:fldCharType="end"/>
+            </w:r>
+          </w:hyperlink>
+        </w:p>
+        <w:p>
+          <w:pPr>
+            <w:pStyle w:val="Inhopg2"/>
+            <w:tabs>
+              <w:tab w:val="right" w:leader="dot" w:pos="9062"/>
+            </w:tabs>
+            <w:rPr>
+              <w:noProof/>
+              <w:kern w:val="2"/>
+              <w:sz w:val="24"/>
+              <w:szCs w:val="24"/>
+              <w:lang w:eastAsia="nl-NL"/>
+              <w14:ligatures w14:val="standardContextual"/>
+            </w:rPr>
+          </w:pPr>
+          <w:hyperlink w:anchor="_Toc239254717" w:history="1">
+            <w:r>
+              <w:rPr>
+                <w:rStyle w:val="Hyperlink"/>
+                <w:noProof/>
+              </w:rPr>
+              <w:t>Gebruikerseisen</w:t>
+            </w:r>
+            <w:r>
+              <w:rPr>
+                <w:noProof/>
+                <w:webHidden/>
+              </w:rPr>
+              <w:tab/>
+            </w:r>
+            <w:r>
+              <w:rPr>
+                <w:noProof/>
+                <w:webHidden/>
+              </w:rPr>
+              <w:fldChar w:fldCharType="begin"/>
+            </w:r>
+            <w:r>
+              <w:rPr>
+                <w:noProof/>
+                <w:webHidden/>
+              </w:rPr>
+              <w:instrText xml:space="preserve"> PAGEREF _Toc239254717 \h </w:instrText>
+            </w:r>
+            <w:r>
+              <w:rPr>
+                <w:noProof/>
+                <w:webHidden/>
+              </w:rPr>
+            </w:r>
+            <w:r>
+              <w:rPr>
+                <w:noProof/>
+                <w:webHidden/>
+              </w:rPr>
+              <w:fldChar w:fldCharType="separate"/>
+            </w:r>
+            <w:r>
+              <w:rPr>
+                <w:noProof/>
+                <w:webHidden/>
+              </w:rPr>
+              <w:t>3</w:t>
+            </w:r>
+            <w:r>
+              <w:rPr>
+                <w:noProof/>
+                <w:webHidden/>
+              </w:rPr>
+              <w:fldChar w:fldCharType="end"/>
+            </w:r>
+          </w:hyperlink>
+        </w:p>
+        <w:p>
+          <w:pPr>
+            <w:pStyle w:val="Inhopg2"/>
+            <w:tabs>
+              <w:tab w:val="right" w:leader="dot" w:pos="9062"/>
+            </w:tabs>
+            <w:rPr>
+              <w:noProof/>
+              <w:kern w:val="2"/>
+              <w:sz w:val="24"/>
+              <w:szCs w:val="24"/>
+              <w:lang w:eastAsia="nl-NL"/>
+              <w14:ligatures w14:val="standardContextual"/>
+            </w:rPr>
+          </w:pPr>
+          <w:hyperlink w:anchor="_Toc239254718" w:history="1">
+            <w:r>
+              <w:rPr>
+                <w:rStyle w:val="Hyperlink"/>
+                <w:noProof/>
+              </w:rPr>
+              <w:t>Technische eisen</w:t>
+            </w:r>
+            <w:r>
+              <w:rPr>
+                <w:noProof/>
+                <w:webHidden/>
+              </w:rPr>
+              <w:tab/>
+            </w:r>
+            <w:r>
+              <w:rPr>
+                <w:noProof/>
+                <w:webHidden/>
+              </w:rPr>
+              <w:fldChar w:fldCharType="begin"/>
+            </w:r>
+            <w:r>
+              <w:rPr>
+                <w:noProof/>
+                <w:webHidden/>
+              </w:rPr>
+              <w:instrText xml:space="preserve"> PAGEREF _Toc239254718 \h </w:instrText>
+            </w:r>
+            <w:r>
+              <w:rPr>
+                <w:noProof/>
+                <w:webHidden/>
+              </w:rPr>
+            </w:r>
+            <w:r>
+              <w:rPr>
+                <w:noProof/>
+                <w:webHidden/>
+              </w:rPr>
+              <w:fldChar w:fldCharType="separate"/>
+            </w:r>
+            <w:r>
+              <w:rPr>
+                <w:noProof/>
+                <w:webHidden/>
+              </w:rPr>
+              <w:t>6</w:t>
+            </w:r>
+            <w:r>
+              <w:rPr>
+                <w:noProof/>
+                <w:webHidden/>
+              </w:rPr>
+              <w:fldChar w:fldCharType="end"/>
+            </w:r>
+          </w:hyperlink>
+        </w:p>
+        <w:p>
+          <w:pPr>
+            <w:pStyle w:val="Inhopg1"/>
+            <w:tabs>
+              <w:tab w:val="right" w:leader="dot" w:pos="9062"/>
+            </w:tabs>
+            <w:rPr>
+              <w:noProof/>
+              <w:kern w:val="2"/>
+              <w:sz w:val="24"/>
+              <w:szCs w:val="24"/>
+              <w:lang w:eastAsia="nl-NL"/>
+              <w14:ligatures w14:val="standardContextual"/>
+            </w:rPr>
+          </w:pPr>
+          <w:hyperlink w:anchor="_Toc239254719" w:history="1">
+            <w:r>
+              <w:rPr>
+                <w:rStyle w:val="Hyperlink"/>
+                <w:noProof/>
+              </w:rPr>
+              <w:t>Begrippen</w:t>
+            </w:r>
+            <w:r>
+              <w:rPr>
+                <w:noProof/>
+                <w:webHidden/>
+              </w:rPr>
+              <w:tab/>
+            </w:r>
+            <w:r>
+              <w:rPr>
+                <w:noProof/>
+                <w:webHidden/>
+              </w:rPr>
+              <w:fldChar w:fldCharType="begin"/>
+            </w:r>
+            <w:r>
+              <w:rPr>
+                <w:noProof/>
+                <w:webHidden/>
+              </w:rPr>
+              <w:instrText xml:space="preserve"> PAGEREF _Toc239254719 \h </w:instrText>
+            </w:r>
+            <w:r>
+              <w:rPr>
+                <w:noProof/>
+                <w:webHidden/>
+              </w:rPr>
+            </w:r>
+            <w:r>
+              <w:rPr>
+                <w:noProof/>
+                <w:webHidden/>
+              </w:rPr>
+              <w:fldChar w:fldCharType="separate"/>
+            </w:r>
+            <w:r>
+              <w:rPr>
+                <w:noProof/>
+                <w:webHidden/>
+              </w:rPr>
+              <w:t>6</w:t>
+            </w:r>
+            <w:r>
+              <w:rPr>
+                <w:noProof/>
+                <w:webHidden/>
+              </w:rPr>
+              <w:fldChar w:fldCharType="end"/>
+            </w:r>
+          </w:hyperlink>
+        </w:p>
+        <w:p>
+          <w:r>
+            <w:rPr>
+              <w:b/>
+              <w:bCs/>
+            </w:rPr>
+            <w:fldChar w:fldCharType="end"/>
+          </w:r>
+        </w:p>
+      </w:sdtContent>
+    </w:sdt>
+    <w:p>
+      <w:r>
+        <w:br w:type="page"/>
+      </w:r>
+    </w:p>
+    <w:p>
+      <w:pPr>
+        <w:pStyle w:val="Kop1"/>
+      </w:pPr>
+      <w:bookmarkStart w:id="1" w:name="_Toc239254713"/>
+      <w:r>
+        <w:lastRenderedPageBreak/>
+        <w:t>Inleiding</w:t>
+      </w:r>
+      <w:bookmarkEnd w:id="1"/>
+    </w:p>
+    <w:bookmarkEnd w:id="0"/>
+    <w:p>
+      <w:pPr>
+        <w:rPr>
+          <w:lang w:eastAsia="nl-NL"/>
+        </w:rPr>
+      </w:pPr>
+      <w:r>
         <w:t xml:space="preserve">In dit document </w:t>
       </w:r>
       <w:r>
@@ -439,9 +1061,11 @@
       <w:pPr>
         <w:pStyle w:val="Kop1"/>
       </w:pPr>
+      <w:bookmarkStart w:id="2" w:name="_Toc239254714"/>
       <w:r>
         <w:t>Achtergrond</w:t>
       </w:r>
+      <w:bookmarkEnd w:id="2"/>
     </w:p>
     <w:p>
       <w:r>
@@ -460,26 +1084,36 @@
         <w:t xml:space="preserve">ook weer </w:t>
       </w:r>
       <w:r>
-        <w:t>snel kunt terug vinden, waar je ook bent. Een archiveringssysteem dus voor een huishouden. Papieren documenten zouden daarvoor moeten worden gescand. E-mail en Whattsapp bijlagen zouden er ook makkelijk in opgeslagen moeten kunnen worden. Verder leggen sommige organisaties bv energieleverancier, telefoonmaatschappij, een klantenarchief aan. De documenten uit die archieven zouden eenvoudig ingelezen en opgeslagen moeten kunnen worden in Archie.”</w:t>
+        <w:t xml:space="preserve">snel kunt terug vinden, waar je ook bent. Een archiveringssysteem dus voor een huishouden. Papieren documenten zouden daarvoor moeten worden gescand. E-mail en </w:t>
+      </w:r>
+      <w:proofErr w:type="spellStart"/>
+      <w:r>
+        <w:t>Whattsapp</w:t>
+      </w:r>
+      <w:proofErr w:type="spellEnd"/>
+      <w:r>
+        <w:t xml:space="preserve"> bijlagen zouden er ook makkelijk in opgeslagen moeten kunnen worden. Verder leggen sommige organisaties bv energieleverancier, telefoonmaatschappij, een klantenarchief aan. De documenten uit die archieven zouden eenvoudig ingelezen en opgeslagen moeten kunnen worden in Archie.”</w:t>
       </w:r>
     </w:p>
     <w:p>
-      <w:bookmarkStart w:id="1" w:name="_Hlk132192184"/>
+      <w:bookmarkStart w:id="3" w:name="_Hlk132192184"/>
     </w:p>
     <w:p>
       <w:r>
         <w:t>Kortom snel en eenvoudig documenten opbergen en terugvinden</w:t>
       </w:r>
-      <w:bookmarkEnd w:id="1"/>
+      <w:bookmarkEnd w:id="3"/>
     </w:p>
     <w:p/>
     <w:p>
       <w:pPr>
         <w:pStyle w:val="Kop1"/>
       </w:pPr>
+      <w:bookmarkStart w:id="4" w:name="_Toc239254715"/>
       <w:r>
         <w:t>Huidige situatie</w:t>
       </w:r>
+      <w:bookmarkEnd w:id="4"/>
     </w:p>
     <w:p>
       <w:r>
@@ -580,9 +1214,11 @@
       <w:pPr>
         <w:pStyle w:val="Kop1"/>
       </w:pPr>
+      <w:bookmarkStart w:id="5" w:name="_Toc239254716"/>
       <w:r>
         <w:t>Gewenste situatie</w:t>
       </w:r>
+      <w:bookmarkEnd w:id="5"/>
     </w:p>
     <w:p>
       <w:r>
@@ -669,12 +1305,14 @@
       <w:pPr>
         <w:pStyle w:val="Kop2"/>
       </w:pPr>
+      <w:bookmarkStart w:id="6" w:name="_Toc239254717"/>
       <w:r>
         <w:t>Gebrui</w:t>
       </w:r>
       <w:r>
         <w:t>kerseisen</w:t>
       </w:r>
+      <w:bookmarkEnd w:id="6"/>
     </w:p>
     <w:p>
       <w:r>
@@ -801,7 +1439,6 @@
         </w:numPr>
       </w:pPr>
       <w:r>
-        <w:lastRenderedPageBreak/>
         <w:t>i</w:t>
       </w:r>
       <w:r>
@@ -880,8 +1517,13 @@
         </w:numPr>
       </w:pPr>
       <w:r>
-        <w:t>minimaal op basis van herkomst; de brief van mevrouw Jansen, de factuur van de firma Pietersen</w:t>
-      </w:r>
+        <w:t xml:space="preserve">minimaal op basis van herkomst; de brief van mevrouw Jansen, de factuur van de firma </w:t>
+      </w:r>
+      <w:proofErr w:type="spellStart"/>
+      <w:r>
+        <w:t>Pietersen</w:t>
+      </w:r>
+      <w:proofErr w:type="spellEnd"/>
       <w:r>
         <w:t>;</w:t>
       </w:r>
@@ -931,6 +1573,7 @@
         </w:numPr>
       </w:pPr>
       <w:r>
+        <w:lastRenderedPageBreak/>
         <w:t>d</w:t>
       </w:r>
       <w:r>
@@ -1204,7 +1847,15 @@
         </w:numPr>
       </w:pPr>
       <w:r>
-        <w:t>E-mail en Whattsapp bijlagen kunnen makkelijk opgeslagen worden</w:t>
+        <w:t xml:space="preserve">E-mail en </w:t>
+      </w:r>
+      <w:proofErr w:type="spellStart"/>
+      <w:r>
+        <w:t>Whattsapp</w:t>
+      </w:r>
+      <w:proofErr w:type="spellEnd"/>
+      <w:r>
+        <w:t xml:space="preserve"> bijlagen kunnen makkelijk opgeslagen worden</w:t>
       </w:r>
     </w:p>
     <w:p>
@@ -1349,7 +2000,7 @@
                 <w:bCs/>
               </w:rPr>
             </w:pPr>
-            <w:bookmarkStart w:id="2" w:name="_Hlk131329700"/>
+            <w:bookmarkStart w:id="7" w:name="_Hlk131329700"/>
             <w:r>
               <w:rPr>
                 <w:b/>
@@ -1531,7 +2182,15 @@
               <w:adjustRightInd w:val="0"/>
             </w:pPr>
             <w:r>
-              <w:t>Andere typen bestanden (xls, ..) kunnen dus wel</w:t>
+              <w:t>Andere typen bestanden (</w:t>
+            </w:r>
+            <w:proofErr w:type="spellStart"/>
+            <w:r>
+              <w:t>xls</w:t>
+            </w:r>
+            <w:proofErr w:type="spellEnd"/>
+            <w:r>
+              <w:t>, ..) kunnen dus wel</w:t>
             </w:r>
             <w:r>
               <w:t xml:space="preserve"> opgeslagen worden</w:t>
@@ -1590,6 +2249,7 @@
                 <w:lang w:val="en-GB"/>
               </w:rPr>
             </w:pPr>
+            <w:proofErr w:type="spellStart"/>
             <w:r>
               <w:rPr>
                 <w:lang w:val="en-GB"/>
@@ -1606,14 +2266,23 @@
               <w:rPr>
                 <w:lang w:val="en-GB"/>
               </w:rPr>
-              <w:t xml:space="preserve">en, </w:t>
-            </w:r>
+              <w:t>en</w:t>
+            </w:r>
+            <w:proofErr w:type="spellEnd"/>
+            <w:r>
+              <w:rPr>
+                <w:lang w:val="en-GB"/>
+              </w:rPr>
+              <w:t xml:space="preserve">, </w:t>
+            </w:r>
+            <w:proofErr w:type="spellStart"/>
             <w:r>
               <w:rPr>
                 <w:lang w:val="en-US"/>
               </w:rPr>
               <w:t>facturen</w:t>
             </w:r>
+            <w:proofErr w:type="spellEnd"/>
             <w:r>
               <w:rPr>
                 <w:lang w:val="en-GB"/>
@@ -1704,7 +2373,6 @@
               <w:t xml:space="preserve"> moet ondersteund worden door alle </w:t>
             </w:r>
             <w:r>
-              <w:lastRenderedPageBreak/>
               <w:t>Document</w:t>
             </w:r>
             <w:r>
@@ -1751,7 +2419,6 @@
           </w:tcPr>
           <w:p>
             <w:r>
-              <w:lastRenderedPageBreak/>
               <w:t xml:space="preserve">Een zoekgegeven kan zijn een woord of worden uit de tekst van een </w:t>
             </w:r>
             <w:r>
@@ -1831,6 +2498,7 @@
               <w:adjustRightInd w:val="0"/>
             </w:pPr>
             <w:r>
+              <w:lastRenderedPageBreak/>
               <w:t>Gebruiken (G)</w:t>
             </w:r>
           </w:p>
@@ -2119,7 +2787,15 @@
               <w:adjustRightInd w:val="0"/>
             </w:pPr>
             <w:r>
-              <w:t>Vindplaats (Vi)</w:t>
+              <w:t>Vindplaats (</w:t>
+            </w:r>
+            <w:proofErr w:type="spellStart"/>
+            <w:r>
+              <w:t>Vi</w:t>
+            </w:r>
+            <w:proofErr w:type="spellEnd"/>
+            <w:r>
+              <w:t>)</w:t>
             </w:r>
           </w:p>
         </w:tc>
@@ -2312,10 +2988,46 @@
               <w:autoSpaceDE w:val="0"/>
               <w:autoSpaceDN w:val="0"/>
               <w:adjustRightInd w:val="0"/>
+              <w:rPr>
+                <w:lang w:val="de-DE"/>
+              </w:rPr>
             </w:pPr>
-            <w:r>
-              <w:t>E-mail en Whattsapp bijlagen</w:t>
-            </w:r>
+            <w:proofErr w:type="spellStart"/>
+            <w:r>
+              <w:rPr>
+                <w:lang w:val="de-DE"/>
+              </w:rPr>
+              <w:t>E-mail</w:t>
+            </w:r>
+            <w:proofErr w:type="spellEnd"/>
+            <w:r>
+              <w:rPr>
+                <w:lang w:val="de-DE"/>
+              </w:rPr>
+              <w:t xml:space="preserve"> en </w:t>
+            </w:r>
+            <w:proofErr w:type="spellStart"/>
+            <w:r>
+              <w:rPr>
+                <w:lang w:val="de-DE"/>
+              </w:rPr>
+              <w:t>Whattsapp</w:t>
+            </w:r>
+            <w:proofErr w:type="spellEnd"/>
+            <w:r>
+              <w:rPr>
+                <w:lang w:val="de-DE"/>
+              </w:rPr>
+              <w:t xml:space="preserve"> </w:t>
+            </w:r>
+            <w:proofErr w:type="spellStart"/>
+            <w:r>
+              <w:rPr>
+                <w:lang w:val="de-DE"/>
+              </w:rPr>
+              <w:t>bijlagen</w:t>
+            </w:r>
+            <w:proofErr w:type="spellEnd"/>
           </w:p>
         </w:tc>
         <w:tc>
@@ -2372,11 +3084,7 @@
           </w:tcPr>
           <w:p>
             <w:r>
-              <w:t xml:space="preserve">Het kunnen  importeren van Documenten die online zijn opgeslagen in een </w:t>
-            </w:r>
-            <w:r>
-              <w:lastRenderedPageBreak/>
-              <w:t>klantenbestand van een organisatie.</w:t>
+              <w:t>Het kunnen  importeren van Documenten die online zijn opgeslagen in een klantenbestand van een organisatie.</w:t>
             </w:r>
           </w:p>
         </w:tc>
@@ -2392,7 +3100,6 @@
               <w:adjustRightInd w:val="0"/>
             </w:pPr>
             <w:r>
-              <w:lastRenderedPageBreak/>
               <w:t>In versie V01 niet beschikbaar</w:t>
             </w:r>
           </w:p>
@@ -2404,8 +3111,8 @@
         <w:pStyle w:val="Bijschrift"/>
         <w:ind w:left="720"/>
       </w:pPr>
-      <w:bookmarkStart w:id="3" w:name="_Ref138929594"/>
-      <w:bookmarkEnd w:id="2"/>
+      <w:bookmarkStart w:id="8" w:name="_Ref138929594"/>
+      <w:bookmarkEnd w:id="7"/>
       <w:r>
         <w:t xml:space="preserve">Tabel </w:t>
       </w:r>
@@ -2423,19 +3130,22 @@
       <w:r>
         <w:t>Vereisten</w:t>
       </w:r>
-      <w:bookmarkEnd w:id="3"/>
+      <w:bookmarkEnd w:id="8"/>
     </w:p>
     <w:p/>
     <w:p>
       <w:pPr>
         <w:pStyle w:val="Kop2"/>
       </w:pPr>
-      <w:r>
+      <w:bookmarkStart w:id="9" w:name="_Toc239254718"/>
+      <w:r>
+        <w:lastRenderedPageBreak/>
         <w:t>Technische e</w:t>
       </w:r>
       <w:r>
         <w:t>isen</w:t>
       </w:r>
+      <w:bookmarkEnd w:id="9"/>
     </w:p>
     <w:p>
       <w:r>
@@ -2521,9 +3231,11 @@
       <w:pPr>
         <w:pStyle w:val="Kop1"/>
       </w:pPr>
+      <w:bookmarkStart w:id="10" w:name="_Toc239254719"/>
       <w:r>
         <w:t>Begrippen</w:t>
       </w:r>
+      <w:bookmarkEnd w:id="10"/>
     </w:p>
     <w:tbl>
       <w:tblPr>
@@ -2786,12 +3498,12 @@
     </w:tbl>
     <w:p/>
     <w:sectPr>
-      <w:headerReference w:type="even" r:id="rId10"/>
-      <w:headerReference w:type="default" r:id="rId11"/>
-      <w:footerReference w:type="even" r:id="rId12"/>
-      <w:footerReference w:type="default" r:id="rId13"/>
-      <w:headerReference w:type="first" r:id="rId14"/>
-      <w:footerReference w:type="first" r:id="rId15"/>
+      <w:headerReference w:type="even" r:id="rId9"/>
+      <w:headerReference w:type="default" r:id="rId10"/>
+      <w:footerReference w:type="even" r:id="rId11"/>
+      <w:footerReference w:type="default" r:id="rId12"/>
+      <w:headerReference w:type="first" r:id="rId13"/>
+      <w:footerReference w:type="first" r:id="rId14"/>
       <w:pgSz w:w="11906" w:h="16838"/>
       <w:pgMar w:top="1417" w:right="1417" w:bottom="1417" w:left="1417" w:header="708" w:footer="708" w:gutter="0"/>
       <w:cols w:space="708"/>
@@ -2910,10 +3622,10 @@
           <v:path o:extrusionok="f" gradientshapeok="t" o:connecttype="rect"/>
           <o:lock v:ext="edit" aspectratio="t"/>
         </v:shapetype>
-        <v:shape id="_x0000_i1025" type="#_x0000_t75" style="width:47.65pt;height:42pt">
+        <v:shape id="_x0000_i1025" type="#_x0000_t75" style="width:47.4pt;height:42pt">
           <v:imagedata r:id="rId1" o:title=""/>
         </v:shape>
-        <o:OLEObject Type="Embed" ProgID="Visio.Drawing.11" ShapeID="_x0000_i1025" DrawAspect="Content" ObjectID="_1802012577" r:id="rId2"/>
+        <o:OLEObject Type="Embed" ProgID="Visio.Drawing.11" ShapeID="_x0000_i1025" DrawAspect="Content" ObjectID="_1849867470" r:id="rId2"/>
       </w:object>
     </w:r>
   </w:p>
@@ -4459,6 +5171,89 @@
       <w:rFonts w:ascii="Calibri" w:hAnsi="Calibri"/>
     </w:rPr>
   </w:style>
+  <w:style w:type="paragraph" w:styleId="Inhopg1">
+    <w:name w:val="toc 1"/>
+    <w:basedOn w:val="Standaard"/>
+    <w:next w:val="Standaard"/>
+    <w:autoRedefine/>
+    <w:uiPriority w:val="39"/>
+    <w:unhideWhenUsed/>
+    <w:rsid w:val="00DF655B"/>
+    <w:pPr>
+      <w:spacing w:after="100" w:line="264" w:lineRule="auto"/>
+    </w:pPr>
+    <w:rPr>
+      <w:rFonts w:asciiTheme="minorHAnsi" w:eastAsiaTheme="minorEastAsia" w:hAnsiTheme="minorHAnsi"/>
+      <w:sz w:val="20"/>
+      <w:szCs w:val="20"/>
+    </w:rPr>
+  </w:style>
+  <w:style w:type="character" w:styleId="Hyperlink">
+    <w:name w:val="Hyperlink"/>
+    <w:basedOn w:val="Standaardalinea-lettertype"/>
+    <w:uiPriority w:val="99"/>
+    <w:unhideWhenUsed/>
+    <w:rsid w:val="00DF655B"/>
+    <w:rPr>
+      <w:color w:val="0000FF" w:themeColor="hyperlink"/>
+      <w:u w:val="single"/>
+    </w:rPr>
+  </w:style>
+  <w:style w:type="paragraph" w:styleId="Inhopg2">
+    <w:name w:val="toc 2"/>
+    <w:basedOn w:val="Standaard"/>
+    <w:next w:val="Standaard"/>
+    <w:autoRedefine/>
+    <w:uiPriority w:val="39"/>
+    <w:unhideWhenUsed/>
+    <w:rsid w:val="00DF655B"/>
+    <w:pPr>
+      <w:spacing w:after="100" w:line="264" w:lineRule="auto"/>
+      <w:ind w:left="220"/>
+    </w:pPr>
+    <w:rPr>
+      <w:rFonts w:asciiTheme="minorHAnsi" w:eastAsiaTheme="minorEastAsia" w:hAnsiTheme="minorHAnsi"/>
+      <w:sz w:val="20"/>
+      <w:szCs w:val="20"/>
+    </w:rPr>
+  </w:style>
+  <w:style w:type="paragraph" w:styleId="Kopvaninhoudsopgave">
+    <w:name w:val="TOC Heading"/>
+    <w:basedOn w:val="Kop1"/>
+    <w:next w:val="Standaard"/>
+    <w:uiPriority w:val="39"/>
+    <w:unhideWhenUsed/>
+    <w:qFormat/>
+    <w:rsid w:val="00DF655B"/>
+    <w:pPr>
+      <w:spacing w:before="320"/>
+      <w:outlineLvl w:val="9"/>
+    </w:pPr>
+    <w:rPr>
+      <w:b w:val="0"/>
+      <w:bCs w:val="0"/>
+      <w:sz w:val="32"/>
+      <w:szCs w:val="32"/>
+    </w:rPr>
+  </w:style>
+  <w:style w:type="paragraph" w:styleId="Inhopg3">
+    <w:name w:val="toc 3"/>
+    <w:basedOn w:val="Standaard"/>
+    <w:next w:val="Standaard"/>
+    <w:autoRedefine/>
+    <w:uiPriority w:val="39"/>
+    <w:unhideWhenUsed/>
+    <w:rsid w:val="00DF655B"/>
+    <w:pPr>
+      <w:spacing w:after="100" w:line="264" w:lineRule="auto"/>
+      <w:ind w:left="440"/>
+    </w:pPr>
+    <w:rPr>
+      <w:rFonts w:asciiTheme="minorHAnsi" w:eastAsiaTheme="minorEastAsia" w:hAnsiTheme="minorHAnsi"/>
+      <w:sz w:val="20"/>
+      <w:szCs w:val="20"/>
+    </w:rPr>
+  </w:style>
 </w:styles>
 </file>
 
